--- a/github/k/Survey1_Word_for_Mendeley/Survey1_Manuscript_cite_by_hand.docx
+++ b/github/k/Survey1_Word_for_Mendeley/Survey1_Manuscript_cite_by_hand.docx
@@ -3926,7 +3926,7 @@
         <w:t xml:space="preserve"> </w:t>
       </w:r>
       <w:r>
-        <w:t xml:space="preserve">introduced the variational approach. Interestingly, the first robotics results of this era used no quantum computer at all: quantum-inspired reinforcement learning drove a physical robot </w:t>
+        <w:t xml:space="preserve">introduced the variational approach. The first robotics results of this era, however, used no quantum computer at all: quantum-inspired reinforcement learning drove a physical robot </w:t>
       </w:r>
       <w:r>
         <w:rPr>
@@ -7886,7 +7886,7 @@
         <w:t xml:space="preserve"> </w:t>
       </w:r>
       <w:r>
-        <w:t xml:space="preserve">magnetic-anomaly navigation, in which quantum magnetometers measure the Earth’s crustal magnetic field and a denoising and map-matching suite compares the measurements with anomaly maps to provide passive, jamming-resistant position fixes without GNSS. In flight trials on a crewed aircraft (a Cessna 208B) from ground level to about 19,000 ft, the system achieved up to about 46 times lower positioning error than a velocity-aided strategic-grade inertial navigation system (INS), with a best final error of 22 m (0.006% of the distance flown) and at least an 11-fold advantage in every airborne trial. On a ground vehicle with public maps, the error was about 7 times lower than that of the INS. The system learns vehicle-specific parameters online and is compact enough for fixed-wing drones. This is the strongest field evidence we found that quantum technology already improves a robotic capability. Two qualifications apply: the benefit comes from quantum sensing, not quantum computing, and the result is a company-led preprint that still needs independent replication.</w:t>
+        <w:t xml:space="preserve">magnetic-anomaly navigation, in which quantum magnetometers measure the Earth’s crustal magnetic field and a denoising and map-matching suite compares the measurements with anomaly maps to provide passive, jamming-resistant position fixes without GNSS. In flight trials on a crewed aircraft (a Cessna 208B) from ground level to about 19,000 ft, the system achieved up to about 46 times lower positioning error than a velocity-aided strategic-grade inertial navigation system (INS), with the best final error of 22 m (0.006% of the distance flown) and at least an 11-fold advantage in every airborne trial. On a ground vehicle with public maps, the error was about 7 times lower than that of the INS. The system learns vehicle-specific parameters online and is compact enough for fixed-wing drones. This is the strongest field evidence we found that quantum technology already improves a robotic capability. Two qualifications apply: the benefit comes from quantum sensing, not quantum computing, and the result is a company-led preprint that still needs independent replication.</w:t>
       </w:r>
     </w:p>
     <w:bookmarkEnd w:id="70"/>
@@ -8861,7 +8861,7 @@
         <w:t xml:space="preserve">(Ohzeki et al. 2019)</w:t>
       </w:r>
       <w:r>
-        <w:t xml:space="preserve">. The end-to-end latency, with network access, embedding, and post-processing, is far longer, and robotics studies rarely report it. The one study that did measured 10,110 s for a workflow that a classical solver finished in 0.03 s </w:t>
+        <w:t xml:space="preserve">. The end-to-end latency, with network access, embedding, and post-processing, is far longer, and robotics studies rarely report it. The only study that reported it measured 10,110 s for a workflow that a classical solver finished in 0.03 s </w:t>
       </w:r>
       <w:r>
         <w:rPr>

--- a/github/k/Survey1_Word_for_Mendeley/Survey1_Manuscript_cite_by_hand.docx
+++ b/github/k/Survey1_Word_for_Mendeley/Survey1_Manuscript_cite_by_hand.docx
@@ -1366,35 +1366,7 @@
         <w:t xml:space="preserve"> </w:t>
       </w:r>
       <w:r>
-        <w:t xml:space="preserve">Comparison of this survey with earlier surveys of quantum computing for robotics.</w:t>
-      </w:r>
-      <w:r>
-        <w:t xml:space="preserve"> </w:t>
-      </w:r>
-      <m:oMath>
-        <m:r>
-          <m:rPr>
-            <m:sty m:val="p"/>
-          </m:rPr>
-          <m:t>✓</m:t>
-        </m:r>
-      </m:oMath>
-      <w:r>
-        <w:t xml:space="preserve"> </w:t>
-      </w:r>
-      <w:r>
-        <w:t xml:space="preserve">= addressed systematically; (</w:t>
-      </w:r>
-      <m:oMath>
-        <m:r>
-          <m:rPr>
-            <m:sty m:val="p"/>
-          </m:rPr>
-          <m:t>✓</m:t>
-        </m:r>
-      </m:oMath>
-      <w:r>
-        <w:t xml:space="preserve">) = addressed partially or descriptively; – = not addressed. Evid. = evidence; Q vs. QI = genuinely quantum results separated from quantum-inspired ones; HW = hardware; comm. = communication; QP = quantum probability. The assessment is ours and is based on the content of each survey.</w:t>
+        <w:t xml:space="preserve">Comparison of this survey with earlier surveys of quantum computing for robotics. ✓ = addressed systematically; (✓) = addressed partially or descriptively; – = not addressed. Evid. = evidence; Q vs. QI = genuinely quantum results separated from quantum-inspired ones; HW = hardware; comm. = communication; QP = quantum probability. The assessment is ours and is based on the content of each survey.</w:t>
       </w:r>
     </w:p>
     <w:tbl>
@@ -1403,7 +1375,7 @@
         <w:tblW w:type="pct" w:w="5000"/>
         <w:tblLook w:firstRow="1" w:lastRow="0" w:firstColumn="0" w:lastColumn="0" w:noHBand="0" w:noVBand="0" w:val="0020"/>
         <w:jc w:val="start"/>
-        <w:tblCaption w:val="Table 1. Comparison of this survey with earlier surveys of quantum computing for robotics. \checkmark = addressed systematically; (\checkmark) = addressed partially or descriptively; – = not addressed. Evid. = evidence; Q vs. QI = genuinely quantum results separated from quantum-inspired ones; HW = hardware; comm. = communication; QP = quantum probability. The assessment is ours and is based on the content of each survey."/>
+        <w:tblCaption w:val="Table 1. Comparison of this survey with earlier surveys of quantum computing for robotics. ✓ = addressed systematically; (✓) = addressed partially or descriptively; – = not addressed. Evid. = evidence; Q vs. QI = genuinely quantum results separated from quantum-inspired ones; HW = hardware; comm. = communication; QP = quantum probability. The assessment is ours and is based on the content of each survey."/>
       </w:tblPr>
       <w:tblGrid>
         <w:gridCol w:w="1267"/>
@@ -1626,36 +1598,20 @@
               <w:jc w:val="left"/>
             </w:pPr>
             <w:r>
-              <w:t xml:space="preserve">(</w:t>
-            </w:r>
-            <m:oMath>
-              <m:r>
-                <m:rPr>
-                  <m:sty m:val="p"/>
-                </m:rPr>
-                <m:t>✓</m:t>
-              </m:r>
-            </m:oMath>
-            <w:r>
-              <w:t xml:space="preserve">)</w:t>
-            </w:r>
-          </w:p>
-        </w:tc>
-        <w:tc>
-          <w:tcPr/>
-          <w:p>
-            <w:pPr>
-              <w:pStyle w:val="Compact"/>
-              <w:jc w:val="left"/>
-            </w:pPr>
-            <m:oMath>
-              <m:r>
-                <m:rPr>
-                  <m:sty m:val="p"/>
-                </m:rPr>
-                <m:t>✓</m:t>
-              </m:r>
-            </m:oMath>
+              <w:t xml:space="preserve">(✓)</w:t>
+            </w:r>
+          </w:p>
+        </w:tc>
+        <w:tc>
+          <w:tcPr/>
+          <w:p>
+            <w:pPr>
+              <w:pStyle w:val="Compact"/>
+              <w:jc w:val="left"/>
+            </w:pPr>
+            <w:r>
+              <w:t xml:space="preserve">✓</w:t>
+            </w:r>
           </w:p>
         </w:tc>
         <w:tc>
@@ -1749,41 +1705,19 @@
               <w:jc w:val="left"/>
             </w:pPr>
             <w:r>
-              <w:t xml:space="preserve">(</w:t>
-            </w:r>
-            <m:oMath>
-              <m:r>
-                <m:rPr>
-                  <m:sty m:val="p"/>
-                </m:rPr>
-                <m:t>✓</m:t>
-              </m:r>
-            </m:oMath>
-            <w:r>
-              <w:t xml:space="preserve">)</w:t>
-            </w:r>
-          </w:p>
-        </w:tc>
-        <w:tc>
-          <w:tcPr/>
-          <w:p>
-            <w:pPr>
-              <w:pStyle w:val="Compact"/>
-              <w:jc w:val="left"/>
-            </w:pPr>
-            <w:r>
-              <w:t xml:space="preserve">(</w:t>
-            </w:r>
-            <m:oMath>
-              <m:r>
-                <m:rPr>
-                  <m:sty m:val="p"/>
-                </m:rPr>
-                <m:t>✓</m:t>
-              </m:r>
-            </m:oMath>
-            <w:r>
-              <w:t xml:space="preserve">)</w:t>
+              <w:t xml:space="preserve">(✓)</w:t>
+            </w:r>
+          </w:p>
+        </w:tc>
+        <w:tc>
+          <w:tcPr/>
+          <w:p>
+            <w:pPr>
+              <w:pStyle w:val="Compact"/>
+              <w:jc w:val="left"/>
+            </w:pPr>
+            <w:r>
+              <w:t xml:space="preserve">(✓)</w:t>
             </w:r>
           </w:p>
         </w:tc>
@@ -1866,18 +1800,7 @@
               <w:jc w:val="left"/>
             </w:pPr>
             <w:r>
-              <w:t xml:space="preserve">(</w:t>
-            </w:r>
-            <m:oMath>
-              <m:r>
-                <m:rPr>
-                  <m:sty m:val="p"/>
-                </m:rPr>
-                <m:t>✓</m:t>
-              </m:r>
-            </m:oMath>
-            <w:r>
-              <w:t xml:space="preserve">)</w:t>
+              <w:t xml:space="preserve">(✓)</w:t>
             </w:r>
           </w:p>
         </w:tc>
@@ -1900,36 +1823,20 @@
               <w:pStyle w:val="Compact"/>
               <w:jc w:val="left"/>
             </w:pPr>
-            <m:oMath>
-              <m:r>
-                <m:rPr>
-                  <m:sty m:val="p"/>
-                </m:rPr>
-                <m:t>✓</m:t>
-              </m:r>
-            </m:oMath>
-          </w:p>
-        </w:tc>
-        <w:tc>
-          <w:tcPr/>
-          <w:p>
-            <w:pPr>
-              <w:pStyle w:val="Compact"/>
-              <w:jc w:val="left"/>
-            </w:pPr>
-            <w:r>
-              <w:t xml:space="preserve">(</w:t>
-            </w:r>
-            <m:oMath>
-              <m:r>
-                <m:rPr>
-                  <m:sty m:val="p"/>
-                </m:rPr>
-                <m:t>✓</m:t>
-              </m:r>
-            </m:oMath>
-            <w:r>
-              <w:t xml:space="preserve">)</w:t>
+            <w:r>
+              <w:t xml:space="preserve">✓</w:t>
+            </w:r>
+          </w:p>
+        </w:tc>
+        <w:tc>
+          <w:tcPr/>
+          <w:p>
+            <w:pPr>
+              <w:pStyle w:val="Compact"/>
+              <w:jc w:val="left"/>
+            </w:pPr>
+            <w:r>
+              <w:t xml:space="preserve">(✓)</w:t>
             </w:r>
           </w:p>
         </w:tc>
@@ -2012,18 +1919,7 @@
               <w:jc w:val="left"/>
             </w:pPr>
             <w:r>
-              <w:t xml:space="preserve">(</w:t>
-            </w:r>
-            <m:oMath>
-              <m:r>
-                <m:rPr>
-                  <m:sty m:val="p"/>
-                </m:rPr>
-                <m:t>✓</m:t>
-              </m:r>
-            </m:oMath>
-            <w:r>
-              <w:t xml:space="preserve">)</w:t>
+              <w:t xml:space="preserve">(✓)</w:t>
             </w:r>
           </w:p>
         </w:tc>
@@ -2106,81 +2002,43 @@
               <w:jc w:val="left"/>
             </w:pPr>
             <w:r>
-              <w:t xml:space="preserve">(</w:t>
-            </w:r>
-            <m:oMath>
-              <m:r>
-                <m:rPr>
-                  <m:sty m:val="p"/>
-                </m:rPr>
-                <m:t>✓</m:t>
-              </m:r>
-            </m:oMath>
-            <w:r>
-              <w:t xml:space="preserve">)</w:t>
-            </w:r>
-          </w:p>
-        </w:tc>
-        <w:tc>
-          <w:tcPr/>
-          <w:p>
-            <w:pPr>
-              <w:pStyle w:val="Compact"/>
-              <w:jc w:val="left"/>
-            </w:pPr>
-            <w:r>
-              <w:t xml:space="preserve">(</w:t>
-            </w:r>
-            <m:oMath>
-              <m:r>
-                <m:rPr>
-                  <m:sty m:val="p"/>
-                </m:rPr>
-                <m:t>✓</m:t>
-              </m:r>
-            </m:oMath>
-            <w:r>
-              <w:t xml:space="preserve">)</w:t>
-            </w:r>
-          </w:p>
-        </w:tc>
-        <w:tc>
-          <w:tcPr/>
-          <w:p>
-            <w:pPr>
-              <w:pStyle w:val="Compact"/>
-              <w:jc w:val="left"/>
-            </w:pPr>
-            <m:oMath>
-              <m:r>
-                <m:rPr>
-                  <m:sty m:val="p"/>
-                </m:rPr>
-                <m:t>✓</m:t>
-              </m:r>
-            </m:oMath>
-          </w:p>
-        </w:tc>
-        <w:tc>
-          <w:tcPr/>
-          <w:p>
-            <w:pPr>
-              <w:pStyle w:val="Compact"/>
-              <w:jc w:val="left"/>
-            </w:pPr>
-            <w:r>
-              <w:t xml:space="preserve">(</w:t>
-            </w:r>
-            <m:oMath>
-              <m:r>
-                <m:rPr>
-                  <m:sty m:val="p"/>
-                </m:rPr>
-                <m:t>✓</m:t>
-              </m:r>
-            </m:oMath>
-            <w:r>
-              <w:t xml:space="preserve">)</w:t>
+              <w:t xml:space="preserve">(✓)</w:t>
+            </w:r>
+          </w:p>
+        </w:tc>
+        <w:tc>
+          <w:tcPr/>
+          <w:p>
+            <w:pPr>
+              <w:pStyle w:val="Compact"/>
+              <w:jc w:val="left"/>
+            </w:pPr>
+            <w:r>
+              <w:t xml:space="preserve">(✓)</w:t>
+            </w:r>
+          </w:p>
+        </w:tc>
+        <w:tc>
+          <w:tcPr/>
+          <w:p>
+            <w:pPr>
+              <w:pStyle w:val="Compact"/>
+              <w:jc w:val="left"/>
+            </w:pPr>
+            <w:r>
+              <w:t xml:space="preserve">✓</w:t>
+            </w:r>
+          </w:p>
+        </w:tc>
+        <w:tc>
+          <w:tcPr/>
+          <w:p>
+            <w:pPr>
+              <w:pStyle w:val="Compact"/>
+              <w:jc w:val="left"/>
+            </w:pPr>
+            <w:r>
+              <w:t xml:space="preserve">(✓)</w:t>
             </w:r>
           </w:p>
         </w:tc>
@@ -2382,18 +2240,7 @@
               <w:jc w:val="left"/>
             </w:pPr>
             <w:r>
-              <w:t xml:space="preserve">(</w:t>
-            </w:r>
-            <m:oMath>
-              <m:r>
-                <m:rPr>
-                  <m:sty m:val="p"/>
-                </m:rPr>
-                <m:t>✓</m:t>
-              </m:r>
-            </m:oMath>
-            <w:r>
-              <w:t xml:space="preserve">)</w:t>
+              <w:t xml:space="preserve">(✓)</w:t>
             </w:r>
           </w:p>
         </w:tc>
@@ -2466,82 +2313,57 @@
               <w:pStyle w:val="Compact"/>
               <w:jc w:val="left"/>
             </w:pPr>
-            <m:oMath>
-              <m:r>
-                <m:rPr>
-                  <m:sty m:val="p"/>
-                </m:rPr>
-                <m:t>✓</m:t>
-              </m:r>
-            </m:oMath>
-          </w:p>
-        </w:tc>
-        <w:tc>
-          <w:tcPr/>
-          <w:p>
-            <w:pPr>
-              <w:pStyle w:val="Compact"/>
-              <w:jc w:val="left"/>
-            </w:pPr>
-            <m:oMath>
-              <m:r>
-                <m:rPr>
-                  <m:sty m:val="p"/>
-                </m:rPr>
-                <m:t>✓</m:t>
-              </m:r>
-            </m:oMath>
-          </w:p>
-        </w:tc>
-        <w:tc>
-          <w:tcPr/>
-          <w:p>
-            <w:pPr>
-              <w:pStyle w:val="Compact"/>
-              <w:jc w:val="left"/>
-            </w:pPr>
-            <m:oMath>
-              <m:r>
-                <m:rPr>
-                  <m:sty m:val="p"/>
-                </m:rPr>
-                <m:t>✓</m:t>
-              </m:r>
-            </m:oMath>
-          </w:p>
-        </w:tc>
-        <w:tc>
-          <w:tcPr/>
-          <w:p>
-            <w:pPr>
-              <w:pStyle w:val="Compact"/>
-              <w:jc w:val="left"/>
-            </w:pPr>
-            <m:oMath>
-              <m:r>
-                <m:rPr>
-                  <m:sty m:val="p"/>
-                </m:rPr>
-                <m:t>✓</m:t>
-              </m:r>
-            </m:oMath>
-          </w:p>
-        </w:tc>
-        <w:tc>
-          <w:tcPr/>
-          <w:p>
-            <w:pPr>
-              <w:pStyle w:val="Compact"/>
-              <w:jc w:val="left"/>
-            </w:pPr>
-            <m:oMath>
-              <m:r>
-                <m:rPr>
-                  <m:sty m:val="p"/>
-                </m:rPr>
-                <m:t>✓</m:t>
-              </m:r>
-            </m:oMath>
+            <w:r>
+              <w:t xml:space="preserve">✓</w:t>
+            </w:r>
+          </w:p>
+        </w:tc>
+        <w:tc>
+          <w:tcPr/>
+          <w:p>
+            <w:pPr>
+              <w:pStyle w:val="Compact"/>
+              <w:jc w:val="left"/>
+            </w:pPr>
+            <w:r>
+              <w:t xml:space="preserve">✓</w:t>
+            </w:r>
+          </w:p>
+        </w:tc>
+        <w:tc>
+          <w:tcPr/>
+          <w:p>
+            <w:pPr>
+              <w:pStyle w:val="Compact"/>
+              <w:jc w:val="left"/>
+            </w:pPr>
+            <w:r>
+              <w:t xml:space="preserve">✓</w:t>
+            </w:r>
+          </w:p>
+        </w:tc>
+        <w:tc>
+          <w:tcPr/>
+          <w:p>
+            <w:pPr>
+              <w:pStyle w:val="Compact"/>
+              <w:jc w:val="left"/>
+            </w:pPr>
+            <w:r>
+              <w:t xml:space="preserve">✓</w:t>
+            </w:r>
+          </w:p>
+        </w:tc>
+        <w:tc>
+          <w:tcPr/>
+          <w:p>
+            <w:pPr>
+              <w:pStyle w:val="Compact"/>
+              <w:jc w:val="left"/>
+            </w:pPr>
+            <w:r>
+              <w:t xml:space="preserve">✓</w:t>
+            </w:r>
           </w:p>
         </w:tc>
       </w:tr>
@@ -2900,180 +2722,7 @@
         <w:pStyle w:val="FirstParagraph"/>
       </w:pPr>
       <w:r>
-        <w:t xml:space="preserve">A qubit is a two-level quantum system with state</w:t>
-      </w:r>
-      <w:r>
-        <w:t xml:space="preserve"> </w:t>
-      </w:r>
-      <m:oMath>
-        <m:d>
-          <m:dPr>
-            <m:begChr m:val="|"/>
-            <m:endChr m:val="|"/>
-            <m:sepChr m:val=""/>
-            <m:grow/>
-          </m:dPr>
-          <m:e>
-            <m:r>
-              <m:t>ψ</m:t>
-            </m:r>
-            <m:r>
-              <m:rPr>
-                <m:sty m:val="p"/>
-              </m:rPr>
-              <m:t>⟩</m:t>
-            </m:r>
-            <m:r>
-              <m:rPr>
-                <m:sty m:val="p"/>
-              </m:rPr>
-              <m:t>=</m:t>
-            </m:r>
-            <m:r>
-              <m:t>α</m:t>
-            </m:r>
-          </m:e>
-        </m:d>
-        <m:r>
-          <m:t>0</m:t>
-        </m:r>
-        <m:r>
-          <m:rPr>
-            <m:sty m:val="p"/>
-          </m:rPr>
-          <m:t>⟩</m:t>
-        </m:r>
-        <m:r>
-          <m:rPr>
-            <m:sty m:val="p"/>
-          </m:rPr>
-          <m:t>+</m:t>
-        </m:r>
-        <m:r>
-          <m:t>β</m:t>
-        </m:r>
-        <m:r>
-          <m:rPr>
-            <m:sty m:val="p"/>
-          </m:rPr>
-          <m:t>|</m:t>
-        </m:r>
-        <m:r>
-          <m:t>1</m:t>
-        </m:r>
-        <m:r>
-          <m:rPr>
-            <m:sty m:val="p"/>
-          </m:rPr>
-          <m:t>⟩</m:t>
-        </m:r>
-      </m:oMath>
-      <w:r>
-        <w:t xml:space="preserve">,</w:t>
-      </w:r>
-      <w:r>
-        <w:t xml:space="preserve"> </w:t>
-      </w:r>
-      <m:oMath>
-        <m:sSup>
-          <m:e>
-            <m:d>
-              <m:dPr>
-                <m:begChr m:val="|"/>
-                <m:endChr m:val="|"/>
-                <m:sepChr m:val=""/>
-                <m:grow/>
-              </m:dPr>
-              <m:e>
-                <m:r>
-                  <m:t>α</m:t>
-                </m:r>
-              </m:e>
-            </m:d>
-          </m:e>
-          <m:sup>
-            <m:r>
-              <m:t>2</m:t>
-            </m:r>
-          </m:sup>
-        </m:sSup>
-        <m:r>
-          <m:rPr>
-            <m:sty m:val="p"/>
-          </m:rPr>
-          <m:t>+</m:t>
-        </m:r>
-        <m:sSup>
-          <m:e>
-            <m:d>
-              <m:dPr>
-                <m:begChr m:val="|"/>
-                <m:endChr m:val="|"/>
-                <m:sepChr m:val=""/>
-                <m:grow/>
-              </m:dPr>
-              <m:e>
-                <m:r>
-                  <m:t>β</m:t>
-                </m:r>
-              </m:e>
-            </m:d>
-          </m:e>
-          <m:sup>
-            <m:r>
-              <m:t>2</m:t>
-            </m:r>
-          </m:sup>
-        </m:sSup>
-        <m:r>
-          <m:rPr>
-            <m:sty m:val="p"/>
-          </m:rPr>
-          <m:t>=</m:t>
-        </m:r>
-        <m:r>
-          <m:t>1</m:t>
-        </m:r>
-      </m:oMath>
-      <w:r>
-        <w:t xml:space="preserve">; a register of</w:t>
-      </w:r>
-      <w:r>
-        <w:t xml:space="preserve"> </w:t>
-      </w:r>
-      <m:oMath>
-        <m:r>
-          <m:t>n</m:t>
-        </m:r>
-      </m:oMath>
-      <w:r>
-        <w:t xml:space="preserve"> </w:t>
-      </w:r>
-      <w:r>
-        <w:t xml:space="preserve">qubits has</w:t>
-      </w:r>
-      <w:r>
-        <w:t xml:space="preserve"> </w:t>
-      </w:r>
-      <m:oMath>
-        <m:sSup>
-          <m:e>
-            <m:r>
-              <m:t>2</m:t>
-            </m:r>
-          </m:e>
-          <m:sup>
-            <m:r>
-              <m:t>n</m:t>
-            </m:r>
-          </m:sup>
-        </m:sSup>
-      </m:oMath>
-      <w:r>
-        <w:t xml:space="preserve"> </w:t>
-      </w:r>
-      <w:r>
-        <w:t xml:space="preserve">amplitudes, is transformed by unitary gates, and is read out by measurement </w:t>
+        <w:t xml:space="preserve">A qubit is a two-level quantum system with state |ψ⟩ = α|0⟩ + β|1⟩, |α|² + |β|² = 1; a register of n qubits has 2ⁿ amplitudes, is transformed by unitary gates, and is read out by measurement </w:t>
       </w:r>
       <w:r>
         <w:rPr>
@@ -3162,90 +2811,16 @@
         <w:t xml:space="preserve"> </w:t>
       </w:r>
       <w:r>
-        <w:t xml:space="preserve">evolve slowly from an easy Hamiltonian to one whose ground state solves an Ising or quadratic unconstrained binary optimization (QUBO) problem,</w:t>
-      </w:r>
-      <w:r>
-        <w:t xml:space="preserve"> </w:t>
-      </w:r>
-      <m:oMath>
-        <m:sSub>
-          <m:e>
-            <m:r>
-              <m:rPr>
-                <m:sty m:val="p"/>
-              </m:rPr>
-              <m:t>min</m:t>
-            </m:r>
-          </m:e>
-          <m:sub>
-            <m:r>
-              <m:t>x</m:t>
-            </m:r>
-            <m:r>
-              <m:rPr>
-                <m:sty m:val="p"/>
-              </m:rPr>
-              <m:t>∈</m:t>
-            </m:r>
-            <m:r>
-              <m:rPr>
-                <m:sty m:val="p"/>
-              </m:rPr>
-              <m:t>{</m:t>
-            </m:r>
-            <m:r>
-              <m:t>0</m:t>
-            </m:r>
-            <m:r>
-              <m:rPr>
-                <m:sty m:val="p"/>
-              </m:rPr>
-              <m:t>,</m:t>
-            </m:r>
-            <m:r>
-              <m:t>1</m:t>
-            </m:r>
-            <m:sSup>
-              <m:e>
-                <m:r>
-                  <m:rPr>
-                    <m:sty m:val="p"/>
-                  </m:rPr>
-                  <m:t>}</m:t>
-                </m:r>
-              </m:e>
-              <m:sup>
-                <m:r>
-                  <m:t>n</m:t>
-                </m:r>
-              </m:sup>
-            </m:sSup>
-          </m:sub>
-        </m:sSub>
-        <m:sSup>
-          <m:e>
-            <m:r>
-              <m:t>x</m:t>
-            </m:r>
-          </m:e>
-          <m:sup>
-            <m:r>
-              <m:rPr>
-                <m:sty m:val="p"/>
-              </m:rPr>
-              <m:t>⊤</m:t>
-            </m:r>
-          </m:sup>
-        </m:sSup>
-        <m:r>
-          <m:t>Q</m:t>
-        </m:r>
-        <m:r>
-          <m:t>x</m:t>
-        </m:r>
-      </m:oMath>
-      <w:r>
-        <w:t xml:space="preserve">, in which constraints such as</w:t>
+        <w:t xml:space="preserve">evolve slowly from an easy Hamiltonian to one whose ground state solves an Ising or quadratic unconstrained binary optimization (QUBO) problem, min xᵀQx over x ∈</w:t>
+      </w:r>
+      <w:r>
+        <w:t xml:space="preserve"> </w:t>
+      </w:r>
+      <w:r>
+        <w:t xml:space="preserve">0,1</w:t>
+      </w:r>
+      <w:r>
+        <w:t xml:space="preserve">ⁿ, in which constraints such as</w:t>
       </w:r>
       <w:r>
         <w:t xml:space="preserve"> </w:t>
@@ -3272,21 +2847,7 @@
         <w:t xml:space="preserve">(Johnson et al. 2011; Lucas 2014)</w:t>
       </w:r>
       <w:r>
-        <w:t xml:space="preserve">. On gate-based hardware the same QUBO can be attacked with QAOA, which alternates</w:t>
-      </w:r>
-      <w:r>
-        <w:t xml:space="preserve"> </w:t>
-      </w:r>
-      <m:oMath>
-        <m:r>
-          <m:t>p</m:t>
-        </m:r>
-      </m:oMath>
-      <w:r>
-        <w:t xml:space="preserve"> </w:t>
-      </w:r>
-      <w:r>
-        <w:t xml:space="preserve">layers of cost and mixing Hamiltonians whose angles a classical optimizer tunes </w:t>
+        <w:t xml:space="preserve">. On gate-based hardware the same QUBO can be attacked with QAOA, which alternates p layers of cost and mixing Hamiltonians whose angles a classical optimizer tunes </w:t>
       </w:r>
       <w:r>
         <w:rPr>
@@ -3325,62 +2886,7 @@
         <w:pStyle w:val="BodyText"/>
       </w:pPr>
       <w:r>
-        <w:t xml:space="preserve">Current NISQ processors have tens to a few thousand physical qubits, gate errors of roughly</w:t>
-      </w:r>
-      <w:r>
-        <w:t xml:space="preserve"> </w:t>
-      </w:r>
-      <m:oMath>
-        <m:sSup>
-          <m:e>
-            <m:r>
-              <m:t>10</m:t>
-            </m:r>
-          </m:e>
-          <m:sup>
-            <m:r>
-              <m:rPr>
-                <m:sty m:val="p"/>
-              </m:rPr>
-              <m:t>−</m:t>
-            </m:r>
-            <m:r>
-              <m:t>3</m:t>
-            </m:r>
-          </m:sup>
-        </m:sSup>
-      </m:oMath>
-      <w:r>
-        <w:t xml:space="preserve"> </w:t>
-      </w:r>
-      <w:r>
-        <w:t xml:space="preserve">to</w:t>
-      </w:r>
-      <w:r>
-        <w:t xml:space="preserve"> </w:t>
-      </w:r>
-      <m:oMath>
-        <m:sSup>
-          <m:e>
-            <m:r>
-              <m:t>10</m:t>
-            </m:r>
-          </m:e>
-          <m:sup>
-            <m:r>
-              <m:rPr>
-                <m:sty m:val="p"/>
-              </m:rPr>
-              <m:t>−</m:t>
-            </m:r>
-            <m:r>
-              <m:t>2</m:t>
-            </m:r>
-          </m:sup>
-        </m:sSup>
-      </m:oMath>
-      <w:r>
-        <w:t xml:space="preserve">, and no error correction </w:t>
+        <w:t xml:space="preserve">Current NISQ processors have tens to a few thousand physical qubits, gate errors of roughly 10⁻³ to 10⁻², and no error correction </w:t>
       </w:r>
       <w:r>
         <w:rPr>
@@ -4635,24 +4141,7 @@
         <w:t xml:space="preserve"> </w:t>
       </w:r>
       <w:r>
-        <w:t xml:space="preserve">Primary studies by publication year and technology type (</w:t>
-      </w:r>
-      <m:oMath>
-        <m:r>
-          <m:t>n</m:t>
-        </m:r>
-        <m:r>
-          <m:rPr>
-            <m:sty m:val="p"/>
-          </m:rPr>
-          <m:t>=</m:t>
-        </m:r>
-        <m:r>
-          <m:t>72</m:t>
-        </m:r>
-      </m:oMath>
-      <w:r>
-        <w:t xml:space="preserve">, including the 7 reviews), from the first quantum-robot paper in 1998 to 2026, with the eras of Figure </w:t>
+        <w:t xml:space="preserve">Primary studies by publication year and technology type (n = 72, including the 7 reviews), from the first quantum-robot paper in 1998 to 2026, with the eras of Figure </w:t>
       </w:r>
       <w:hyperlink w:anchor="fig:timeline">
         <w:r>
@@ -5886,21 +5375,7 @@
         <w:t xml:space="preserve">(Farhi, Goldstone, and Gutmann 2014)</w:t>
       </w:r>
       <w:r>
-        <w:t xml:space="preserve">, whose quality improves with depth</w:t>
-      </w:r>
-      <w:r>
-        <w:t xml:space="preserve"> </w:t>
-      </w:r>
-      <m:oMath>
-        <m:r>
-          <m:t>p</m:t>
-        </m:r>
-      </m:oMath>
-      <w:r>
-        <w:t xml:space="preserve"> </w:t>
-      </w:r>
-      <w:r>
-        <w:t xml:space="preserve">but whose single-layer guarantee on 3-regular MaxCut (0.6924) is weaker than that of the best classical algorithms. Constraint-preserving mixers enforce hard constraints without penalty terms </w:t>
+        <w:t xml:space="preserve">, whose quality improves with depth p but whose single-layer guarantee on 3-regular MaxCut (0.6924) is weaker than that of the best classical algorithms. Constraint-preserving mixers enforce hard constraints without penalty terms </w:t>
       </w:r>
       <w:r>
         <w:rPr>
@@ -6419,56 +5894,7 @@
         <w:pStyle w:val="FirstParagraph"/>
       </w:pPr>
       <w:r>
-        <w:t xml:space="preserve">Grover’s algorithm finds a marked item among</w:t>
-      </w:r>
-      <w:r>
-        <w:t xml:space="preserve"> </w:t>
-      </w:r>
-      <m:oMath>
-        <m:r>
-          <m:t>N</m:t>
-        </m:r>
-      </m:oMath>
-      <w:r>
-        <w:t xml:space="preserve"> </w:t>
-      </w:r>
-      <w:r>
-        <w:t xml:space="preserve">with</w:t>
-      </w:r>
-      <w:r>
-        <w:t xml:space="preserve"> </w:t>
-      </w:r>
-      <m:oMath>
-        <m:r>
-          <m:t>O</m:t>
-        </m:r>
-        <m:d>
-          <m:dPr>
-            <m:begChr m:val="("/>
-            <m:endChr m:val=")"/>
-            <m:sepChr m:val=""/>
-            <m:grow/>
-          </m:dPr>
-          <m:e>
-            <m:rad>
-              <m:radPr>
-                <m:degHide m:val="on"/>
-              </m:radPr>
-              <m:deg/>
-              <m:e>
-                <m:r>
-                  <m:t>N</m:t>
-                </m:r>
-              </m:e>
-            </m:rad>
-          </m:e>
-        </m:d>
-      </m:oMath>
-      <w:r>
-        <w:t xml:space="preserve"> </w:t>
-      </w:r>
-      <w:r>
-        <w:t xml:space="preserve">oracle calls </w:t>
+        <w:t xml:space="preserve">Grover’s algorithm finds a marked item among N with O(√N) oracle calls </w:t>
       </w:r>
       <w:r>
         <w:rPr>
@@ -6579,42 +6005,7 @@
         <w:t xml:space="preserve"> </w:t>
       </w:r>
       <w:r>
-        <w:t xml:space="preserve">encoded the tree of a robot’s possible action sequences in a reversible Boolean oracle so that Grover search finds a goal-reaching plan with</w:t>
-      </w:r>
-      <w:r>
-        <w:t xml:space="preserve"> </w:t>
-      </w:r>
-      <m:oMath>
-        <m:r>
-          <m:t>O</m:t>
-        </m:r>
-        <m:d>
-          <m:dPr>
-            <m:begChr m:val="("/>
-            <m:endChr m:val=")"/>
-            <m:sepChr m:val=""/>
-            <m:grow/>
-          </m:dPr>
-          <m:e>
-            <m:rad>
-              <m:radPr>
-                <m:degHide m:val="on"/>
-              </m:radPr>
-              <m:deg/>
-              <m:e>
-                <m:r>
-                  <m:t>N</m:t>
-                </m:r>
-              </m:e>
-            </m:rad>
-          </m:e>
-        </m:d>
-      </m:oMath>
-      <w:r>
-        <w:t xml:space="preserve"> </w:t>
-      </w:r>
-      <w:r>
-        <w:t xml:space="preserve">oracle calls. The noiseless Qiskit simulations were limited to about 27 qubits, qubit counts grow with plan depth, the oracle assumes a known map, and there is no comparison with A* or sampling-based planners. Chella et al.</w:t>
+        <w:t xml:space="preserve">encoded the tree of a robot’s possible action sequences in a reversible Boolean oracle so that Grover search finds a goal-reaching plan with O(√N) oracle calls. The noiseless Qiskit simulations were limited to about 27 qubits, qubit counts grow with plan depth, the oracle assumes a known map, and there is no comparison with A* or sampling-based planners. Chella et al.</w:t>
       </w:r>
       <w:r>
         <w:t xml:space="preserve"> </w:t>
@@ -6731,30 +6122,7 @@
         <w:t xml:space="preserve"> </w:t>
       </w:r>
       <w:r>
-        <w:t xml:space="preserve">solved multi-robot paths on grids of up to</w:t>
-      </w:r>
-      <w:r>
-        <w:t xml:space="preserve"> </w:t>
-      </w:r>
-      <m:oMath>
-        <m:r>
-          <m:t>10</m:t>
-        </m:r>
-        <m:r>
-          <m:rPr>
-            <m:sty m:val="p"/>
-          </m:rPr>
-          <m:t>×</m:t>
-        </m:r>
-        <m:r>
-          <m:t>10</m:t>
-        </m:r>
-      </m:oMath>
-      <w:r>
-        <w:t xml:space="preserve"> </w:t>
-      </w:r>
-      <w:r>
-        <w:t xml:space="preserve">cells as one QUBO, with near-optimal results but classical planners faster at every size, and Rao et al.</w:t>
+        <w:t xml:space="preserve">solved multi-robot paths on grids of up to 10 × 10 cells as one QUBO, with near-optimal results but classical planners faster at every size, and Rao et al.</w:t>
       </w:r>
       <w:r>
         <w:t xml:space="preserve"> </w:t>
@@ -6877,69 +6245,7 @@
         <w:t xml:space="preserve"> </w:t>
       </w:r>
       <w:r>
-        <w:t xml:space="preserve">posed localization on a known map as a Grover search for the cell whose stored pattern matches the robot’s sensor view, needing</w:t>
-      </w:r>
-      <w:r>
-        <w:t xml:space="preserve"> </w:t>
-      </w:r>
-      <m:oMath>
-        <m:r>
-          <m:t>O</m:t>
-        </m:r>
-        <m:d>
-          <m:dPr>
-            <m:begChr m:val="("/>
-            <m:endChr m:val=")"/>
-            <m:sepChr m:val=""/>
-            <m:grow/>
-          </m:dPr>
-          <m:e>
-            <m:rad>
-              <m:radPr>
-                <m:degHide m:val="on"/>
-              </m:radPr>
-              <m:deg/>
-              <m:e>
-                <m:r>
-                  <m:t>N</m:t>
-                </m:r>
-              </m:e>
-            </m:rad>
-          </m:e>
-        </m:d>
-      </m:oMath>
-      <w:r>
-        <w:t xml:space="preserve"> </w:t>
-      </w:r>
-      <w:r>
-        <w:t xml:space="preserve">queries instead of the</w:t>
-      </w:r>
-      <w:r>
-        <w:t xml:space="preserve"> </w:t>
-      </w:r>
-      <m:oMath>
-        <m:r>
-          <m:t>O</m:t>
-        </m:r>
-        <m:d>
-          <m:dPr>
-            <m:begChr m:val="("/>
-            <m:endChr m:val=")"/>
-            <m:sepChr m:val=""/>
-            <m:grow/>
-          </m:dPr>
-          <m:e>
-            <m:r>
-              <m:t>N</m:t>
-            </m:r>
-          </m:e>
-        </m:d>
-      </m:oMath>
-      <w:r>
-        <w:t xml:space="preserve"> </w:t>
-      </w:r>
-      <w:r>
-        <w:t xml:space="preserve">evaluations of grid-based Monte Carlo localization. It localized correctly in simulation and on cloud hardware, but accuracy fell as maps grew; the speed-up is an asymptotic query count, and Section</w:t>
+        <w:t xml:space="preserve">posed localization on a known map as a Grover search for the cell whose stored pattern matches the robot’s sensor view, needing O(√N) queries instead of the O(N) evaluations of grid-based Monte Carlo localization. It localized correctly in simulation and on cloud hardware, but accuracy fell as maps grew; the speed-up is an asymptotic query count, and Section</w:t>
       </w:r>
       <w:r>
         <w:t xml:space="preserve"> </w:t>
@@ -7955,33 +7261,7 @@
         <w:t xml:space="preserve"> </w:t>
       </w:r>
       <w:r>
-        <w:t xml:space="preserve">distributed entangled photons over 1 km, with one drone carrying the entangled-photon source and a second drone acting as an optical relay, and still violated the CHSH inequality (</w:t>
-      </w:r>
-      <m:oMath>
-        <m:r>
-          <m:t>S</m:t>
-        </m:r>
-        <m:r>
-          <m:rPr>
-            <m:sty m:val="p"/>
-          </m:rPr>
-          <m:t>=</m:t>
-        </m:r>
-        <m:r>
-          <m:t>2.59</m:t>
-        </m:r>
-        <m:r>
-          <m:rPr>
-            <m:sty m:val="p"/>
-          </m:rPr>
-          <m:t>±</m:t>
-        </m:r>
-        <m:r>
-          <m:t>0.11</m:t>
-        </m:r>
-      </m:oMath>
-      <w:r>
-        <w:t xml:space="preserve">). Conrad et al.</w:t>
+        <w:t xml:space="preserve">distributed entangled photons over 1 km, with one drone carrying the entangled-photon source and a second drone acting as an optical relay, and still violated the CHSH inequality (S = 2.59 ± 0.11). Conrad et al.</w:t>
       </w:r>
       <w:r>
         <w:t xml:space="preserve"> </w:t>
@@ -8924,66 +8204,7 @@
         <w:t xml:space="preserve">(Chen et al. 2022)</w:t>
       </w:r>
       <w:r>
-        <w:t xml:space="preserve">. Estimating an expectation value to precision</w:t>
-      </w:r>
-      <w:r>
-        <w:t xml:space="preserve"> </w:t>
-      </w:r>
-      <m:oMath>
-        <m:r>
-          <m:t>ϵ</m:t>
-        </m:r>
-      </m:oMath>
-      <w:r>
-        <w:t xml:space="preserve"> </w:t>
-      </w:r>
-      <w:r>
-        <w:t xml:space="preserve">takes</w:t>
-      </w:r>
-      <w:r>
-        <w:t xml:space="preserve"> </w:t>
-      </w:r>
-      <m:oMath>
-        <m:r>
-          <m:t>O</m:t>
-        </m:r>
-        <m:d>
-          <m:dPr>
-            <m:begChr m:val="("/>
-            <m:endChr m:val=")"/>
-            <m:sepChr m:val=""/>
-            <m:grow/>
-          </m:dPr>
-          <m:e>
-            <m:r>
-              <m:t>1</m:t>
-            </m:r>
-            <m:r>
-              <m:rPr>
-                <m:sty m:val="p"/>
-              </m:rPr>
-              <m:t>/</m:t>
-            </m:r>
-            <m:sSup>
-              <m:e>
-                <m:r>
-                  <m:t>ϵ</m:t>
-                </m:r>
-              </m:e>
-              <m:sup>
-                <m:r>
-                  <m:t>2</m:t>
-                </m:r>
-              </m:sup>
-            </m:sSup>
-          </m:e>
-        </m:d>
-      </m:oMath>
-      <w:r>
-        <w:t xml:space="preserve"> </w:t>
-      </w:r>
-      <w:r>
-        <w:t xml:space="preserve">shots, multiplied by the mitigation overhead </w:t>
+        <w:t xml:space="preserve">. Estimating an expectation value to precision ε takes O(1/ε²) shots, multiplied by the mitigation overhead </w:t>
       </w:r>
       <w:r>
         <w:rPr>
@@ -11224,21 +10445,7 @@
               <w:jc w:val="left"/>
             </w:pPr>
             <w:r>
-              <w:t xml:space="preserve">10 AGVs,</w:t>
-            </w:r>
-            <w:r>
-              <w:t xml:space="preserve"> </w:t>
-            </w:r>
-            <m:oMath>
-              <m:r>
-                <m:rPr>
-                  <m:sty m:val="p"/>
-                </m:rPr>
-                <m:t>≤</m:t>
-              </m:r>
-            </m:oMath>
-            <w:r>
-              <w:t xml:space="preserve">60 variables</w:t>
+              <w:t xml:space="preserve">10 AGVs, ≤60 variables</w:t>
             </w:r>
           </w:p>
         </w:tc>
@@ -11309,18 +10516,7 @@
               <w:jc w:val="left"/>
             </w:pPr>
             <w:r>
-              <w:t xml:space="preserve">Sub-QUBOs (</w:t>
-            </w:r>
-            <m:oMath>
-              <m:r>
-                <m:rPr>
-                  <m:sty m:val="p"/>
-                </m:rPr>
-                <m:t>&lt;</m:t>
-              </m:r>
-            </m:oMath>
-            <w:r>
-              <w:t xml:space="preserve">10,000 variables) of a 1,000-AGV fleet</w:t>
+              <w:t xml:space="preserve">Sub-QUBOs (&lt;10,000 variables) of a 1,000-AGV fleet</w:t>
             </w:r>
           </w:p>
         </w:tc>
@@ -11391,18 +10587,7 @@
               <w:jc w:val="left"/>
             </w:pPr>
             <w:r>
-              <w:t xml:space="preserve">21 AGVs (</w:t>
-            </w:r>
-            <m:oMath>
-              <m:r>
-                <m:rPr>
-                  <m:sty m:val="p"/>
-                </m:rPr>
-                <m:t>≈</m:t>
-              </m:r>
-            </m:oMath>
-            <w:r>
-              <w:t xml:space="preserve">1,300 variables)</w:t>
+              <w:t xml:space="preserve">21 AGVs (≈1,300 variables)</w:t>
             </w:r>
           </w:p>
         </w:tc>
@@ -11497,21 +10682,7 @@
               <w:jc w:val="left"/>
             </w:pPr>
             <w:r>
-              <w:t xml:space="preserve">Gurobi 10–100</w:t>
-            </w:r>
-            <m:oMath>
-              <m:r>
-                <m:rPr>
-                  <m:sty m:val="p"/>
-                </m:rPr>
-                <m:t>×</m:t>
-              </m:r>
-            </m:oMath>
-            <w:r>
-              <w:t xml:space="preserve"> </w:t>
-            </w:r>
-            <w:r>
-              <w:t xml:space="preserve">faster on small; DA best on largest</w:t>
+              <w:t xml:space="preserve">Gurobi 10–100× faster on small; DA best on largest</w:t>
             </w:r>
           </w:p>
         </w:tc>
@@ -12504,30 +11675,8 @@
               <w:pStyle w:val="Compact"/>
               <w:jc w:val="left"/>
             </w:pPr>
-            <m:oMath>
-              <m:r>
-                <m:rPr>
-                  <m:sty m:val="p"/>
-                </m:rPr>
-                <m:t>&gt;</m:t>
-              </m:r>
-            </m:oMath>
-            <w:r>
-              <w:t xml:space="preserve">10</w:t>
-            </w:r>
-            <m:oMath>
-              <m:r>
-                <m:rPr>
-                  <m:sty m:val="p"/>
-                </m:rPr>
-                <m:t>×</m:t>
-              </m:r>
-            </m:oMath>
-            <w:r>
-              <w:t xml:space="preserve"> </w:t>
-            </w:r>
-            <w:r>
-              <w:t xml:space="preserve">faster execution, below control rate</w:t>
+            <w:r>
+              <w:t xml:space="preserve">&gt;10× faster execution, below control rate</w:t>
             </w:r>
           </w:p>
         </w:tc>
@@ -12934,42 +12083,7 @@
         <w:pStyle w:val="FirstParagraph"/>
       </w:pPr>
       <w:r>
-        <w:t xml:space="preserve">Simulated studies usually report fewer iterations, oracle queries, or parameters, not lower wall-clock time:</w:t>
-      </w:r>
-      <w:r>
-        <w:t xml:space="preserve"> </w:t>
-      </w:r>
-      <m:oMath>
-        <m:r>
-          <m:t>O</m:t>
-        </m:r>
-        <m:d>
-          <m:dPr>
-            <m:begChr m:val="("/>
-            <m:endChr m:val=")"/>
-            <m:sepChr m:val=""/>
-            <m:grow/>
-          </m:dPr>
-          <m:e>
-            <m:rad>
-              <m:radPr>
-                <m:degHide m:val="on"/>
-              </m:radPr>
-              <m:deg/>
-              <m:e>
-                <m:r>
-                  <m:t>N</m:t>
-                </m:r>
-              </m:e>
-            </m:rad>
-          </m:e>
-        </m:d>
-      </m:oMath>
-      <w:r>
-        <w:t xml:space="preserve"> </w:t>
-      </w:r>
-      <w:r>
-        <w:t xml:space="preserve">query counts for localization </w:t>
+        <w:t xml:space="preserve">Simulated studies usually report fewer iterations, oracle queries, or parameters, not lower wall-clock time: O(√N) query counts for localization </w:t>
       </w:r>
       <w:r>
         <w:rPr>
@@ -13578,194 +12692,7 @@
         <w:pStyle w:val="BodyText"/>
       </w:pPr>
       <w:r>
-        <w:t xml:space="preserve">Take a</w:t>
-      </w:r>
-      <w:r>
-        <w:t xml:space="preserve"> </w:t>
-      </w:r>
-      <m:oMath>
-        <m:r>
-          <m:t>1</m:t>
-        </m:r>
-        <m:r>
-          <m:rPr>
-            <m:sty m:val="p"/>
-          </m:rPr>
-          <m:t>,</m:t>
-        </m:r>
-        <m:r>
-          <m:t>000</m:t>
-        </m:r>
-        <m:r>
-          <m:rPr>
-            <m:sty m:val="p"/>
-          </m:rPr>
-          <m:t>×</m:t>
-        </m:r>
-        <m:r>
-          <m:t>1</m:t>
-        </m:r>
-        <m:r>
-          <m:rPr>
-            <m:sty m:val="p"/>
-          </m:rPr>
-          <m:t>,</m:t>
-        </m:r>
-        <m:r>
-          <m:t>000</m:t>
-        </m:r>
-      </m:oMath>
-      <w:r>
-        <w:t xml:space="preserve"> </w:t>
-      </w:r>
-      <w:r>
-        <w:t xml:space="preserve">occupancy grid,</w:t>
-      </w:r>
-      <w:r>
-        <w:t xml:space="preserve"> </w:t>
-      </w:r>
-      <m:oMath>
-        <m:r>
-          <m:t>N</m:t>
-        </m:r>
-        <m:r>
-          <m:rPr>
-            <m:sty m:val="p"/>
-          </m:rPr>
-          <m:t>=</m:t>
-        </m:r>
-        <m:sSup>
-          <m:e>
-            <m:r>
-              <m:t>10</m:t>
-            </m:r>
-          </m:e>
-          <m:sup>
-            <m:r>
-              <m:t>6</m:t>
-            </m:r>
-          </m:sup>
-        </m:sSup>
-      </m:oMath>
-      <w:r>
-        <w:t xml:space="preserve"> </w:t>
-      </w:r>
-      <w:r>
-        <w:t xml:space="preserve">cells, which at 5 cm resolution covers a</w:t>
-      </w:r>
-      <w:r>
-        <w:t xml:space="preserve"> </w:t>
-      </w:r>
-      <m:oMath>
-        <m:r>
-          <m:t>50</m:t>
-        </m:r>
-        <m:r>
-          <m:rPr>
-            <m:sty m:val="p"/>
-          </m:rPr>
-          <m:t>×</m:t>
-        </m:r>
-        <m:r>
-          <m:t>50</m:t>
-        </m:r>
-      </m:oMath>
-      <w:r>
-        <w:t xml:space="preserve"> </w:t>
-      </w:r>
-      <w:r>
-        <w:t xml:space="preserve">m floor. Grover search needs about</w:t>
-      </w:r>
-      <w:r>
-        <w:t xml:space="preserve"> </w:t>
-      </w:r>
-      <m:oMath>
-        <m:f>
-          <m:fPr>
-            <m:type m:val="bar"/>
-          </m:fPr>
-          <m:num>
-            <m:r>
-              <m:t>π</m:t>
-            </m:r>
-          </m:num>
-          <m:den>
-            <m:r>
-              <m:t>4</m:t>
-            </m:r>
-          </m:den>
-        </m:f>
-        <m:rad>
-          <m:radPr>
-            <m:degHide m:val="on"/>
-          </m:radPr>
-          <m:deg/>
-          <m:e>
-            <m:r>
-              <m:t>N</m:t>
-            </m:r>
-          </m:e>
-        </m:rad>
-        <m:r>
-          <m:rPr>
-            <m:sty m:val="p"/>
-          </m:rPr>
-          <m:t>≈</m:t>
-        </m:r>
-        <m:r>
-          <m:t>785</m:t>
-        </m:r>
-      </m:oMath>
-      <w:r>
-        <w:t xml:space="preserve"> </w:t>
-      </w:r>
-      <w:r>
-        <w:t xml:space="preserve">iterations. Each iteration calls the oracle, and the oracle must read the map: without quantum random-access memory, which does not exist as hardware, the standard way to load</w:t>
-      </w:r>
-      <w:r>
-        <w:t xml:space="preserve"> </w:t>
-      </w:r>
-      <m:oMath>
-        <m:r>
-          <m:t>N</m:t>
-        </m:r>
-      </m:oMath>
-      <w:r>
-        <w:t xml:space="preserve"> </w:t>
-      </w:r>
-      <w:r>
-        <w:t xml:space="preserve">classical entries into a circuit costs about</w:t>
-      </w:r>
-      <w:r>
-        <w:t xml:space="preserve"> </w:t>
-      </w:r>
-      <m:oMath>
-        <m:r>
-          <m:t>4</m:t>
-        </m:r>
-        <m:r>
-          <m:t>N</m:t>
-        </m:r>
-      </m:oMath>
-      <w:r>
-        <w:t xml:space="preserve"> </w:t>
-      </w:r>
-      <w:r>
-        <w:t xml:space="preserve">T gates, or roughly</w:t>
-      </w:r>
-      <w:r>
-        <w:t xml:space="preserve"> </w:t>
-      </w:r>
-      <m:oMath>
-        <m:r>
-          <m:t>N</m:t>
-        </m:r>
-      </m:oMath>
-      <w:r>
-        <w:t xml:space="preserve"> </w:t>
-      </w:r>
-      <w:r>
-        <w:t xml:space="preserve">Toffoli gates, per call </w:t>
+        <w:t xml:space="preserve">Take a 1,000 × 1,000 occupancy grid, N = 10⁶ cells, which at 5 cm resolution covers a 50 × 50 m floor. Grover search needs about (π/4)√N ≈ 785 iterations. Each iteration calls the oracle, and the oracle must read the map: without quantum random-access memory, which does not exist as hardware, the standard way to load N classical entries into a circuit costs about 4N T gates, or roughly N Toffoli gates, per call </w:t>
       </w:r>
       <w:r>
         <w:rPr>
@@ -13774,58 +12701,7 @@
         <w:t xml:space="preserve">(Babbush et al. 2018)</w:t>
       </w:r>
       <w:r>
-        <w:t xml:space="preserve">, or about</w:t>
-      </w:r>
-      <w:r>
-        <w:t xml:space="preserve"> </w:t>
-      </w:r>
-      <m:oMath>
-        <m:r>
-          <m:t>2</m:t>
-        </m:r>
-        <m:r>
-          <m:t>N</m:t>
-        </m:r>
-      </m:oMath>
-      <w:r>
-        <w:t xml:space="preserve"> </w:t>
-      </w:r>
-      <w:r>
-        <w:t xml:space="preserve">when the call is also uncomputed. At</w:t>
-      </w:r>
-      <w:r>
-        <w:t xml:space="preserve"> </w:t>
-      </w:r>
-      <m:oMath>
-        <m:r>
-          <m:t>10</m:t>
-        </m:r>
-        <m:r>
-          <m:t> </m:t>
-        </m:r>
-        <m:r>
-          <m:t>μ</m:t>
-        </m:r>
-      </m:oMath>
-      <w:r>
-        <w:t xml:space="preserve">s per error-corrected Toffoli gate, about 17 times faster than the</w:t>
-      </w:r>
-      <w:r>
-        <w:t xml:space="preserve"> </w:t>
-      </w:r>
-      <m:oMath>
-        <m:r>
-          <m:t>170</m:t>
-        </m:r>
-        <m:r>
-          <m:t> </m:t>
-        </m:r>
-        <m:r>
-          <m:t>μ</m:t>
-        </m:r>
-      </m:oMath>
-      <w:r>
-        <w:t xml:space="preserve">s that Babbush et al.</w:t>
+        <w:t xml:space="preserve">, or about 2N when the call is also uncomputed. At 10 µs per error-corrected Toffoli gate, about 17 times faster than the 170 µs that Babbush et al.</w:t>
       </w:r>
       <w:r>
         <w:t xml:space="preserve"> </w:t>
@@ -13840,96 +12716,7 @@
         <w:t xml:space="preserve"> </w:t>
       </w:r>
       <w:r>
-        <w:t xml:space="preserve">estimate for a surface-code machine, the search takes about</w:t>
-      </w:r>
-      <w:r>
-        <w:t xml:space="preserve"> </w:t>
-      </w:r>
-      <m:oMath>
-        <m:r>
-          <m:t>785</m:t>
-        </m:r>
-        <m:r>
-          <m:rPr>
-            <m:sty m:val="p"/>
-          </m:rPr>
-          <m:t>×</m:t>
-        </m:r>
-        <m:r>
-          <m:t>2</m:t>
-        </m:r>
-        <m:r>
-          <m:rPr>
-            <m:sty m:val="p"/>
-          </m:rPr>
-          <m:t>×</m:t>
-        </m:r>
-        <m:sSup>
-          <m:e>
-            <m:r>
-              <m:t>10</m:t>
-            </m:r>
-          </m:e>
-          <m:sup>
-            <m:r>
-              <m:t>6</m:t>
-            </m:r>
-          </m:sup>
-        </m:sSup>
-        <m:r>
-          <m:rPr>
-            <m:sty m:val="p"/>
-          </m:rPr>
-          <m:t>×</m:t>
-        </m:r>
-        <m:r>
-          <m:t>10</m:t>
-        </m:r>
-        <m:r>
-          <m:t> </m:t>
-        </m:r>
-        <m:r>
-          <m:t>μ</m:t>
-        </m:r>
-        <m:r>
-          <m:rPr>
-            <m:sty m:val="p"/>
-          </m:rPr>
-          <m:t>s</m:t>
-        </m:r>
-        <m:r>
-          <m:rPr>
-            <m:sty m:val="p"/>
-          </m:rPr>
-          <m:t>≈</m:t>
-        </m:r>
-        <m:r>
-          <m:t>1.6</m:t>
-        </m:r>
-        <m:r>
-          <m:rPr>
-            <m:sty m:val="p"/>
-          </m:rPr>
-          <m:t>×</m:t>
-        </m:r>
-        <m:sSup>
-          <m:e>
-            <m:r>
-              <m:t>10</m:t>
-            </m:r>
-          </m:e>
-          <m:sup>
-            <m:r>
-              <m:t>4</m:t>
-            </m:r>
-          </m:sup>
-        </m:sSup>
-      </m:oMath>
-      <w:r>
-        <w:t xml:space="preserve"> </w:t>
-      </w:r>
-      <w:r>
-        <w:t xml:space="preserve">s, roughly four and a half hours. A classical scan of the same map, at 10 ns per cell, takes 10 ms. The quantum search therefore loses by six orders of magnitude, because loading the map costs as much as the classical search it was meant to replace.</w:t>
+        <w:t xml:space="preserve">estimate for a surface-code machine, the search takes about 785 × 2 × 10⁶ × 10 µs ≈ 1.6 × 10⁴ s, roughly four and a half hours. A classical scan of the same map, at 10 ns per cell, takes 10 ms. The quantum search therefore loses by six orders of magnitude, because loading the map costs as much as the classical search it was meant to replace.</w:t>
       </w:r>
     </w:p>
     <w:p>
@@ -13937,62 +12724,7 @@
         <w:pStyle w:val="BodyText"/>
       </w:pPr>
       <w:r>
-        <w:t xml:space="preserve">Suppose instead that a qRAM with logarithmic access time existed, so that each oracle call cost only</w:t>
-      </w:r>
-      <w:r>
-        <w:t xml:space="preserve"> </w:t>
-      </w:r>
-      <m:oMath>
-        <m:sSup>
-          <m:e>
-            <m:r>
-              <m:t>10</m:t>
-            </m:r>
-          </m:e>
-          <m:sup>
-            <m:r>
-              <m:t>3</m:t>
-            </m:r>
-          </m:sup>
-        </m:sSup>
-      </m:oMath>
-      <w:r>
-        <w:t xml:space="preserve"> </w:t>
-      </w:r>
-      <w:r>
-        <w:t xml:space="preserve">Toffoli gates. The search would then take about 16 s, still far slower than the 10 ms classical scan and far outside a localization loop that runs at several hertz. Under these assumptions the two methods break even only for maps of about</w:t>
-      </w:r>
-      <w:r>
-        <w:t xml:space="preserve"> </w:t>
-      </w:r>
-      <m:oMath>
-        <m:r>
-          <m:t>2.5</m:t>
-        </m:r>
-        <m:r>
-          <m:rPr>
-            <m:sty m:val="p"/>
-          </m:rPr>
-          <m:t>×</m:t>
-        </m:r>
-        <m:sSup>
-          <m:e>
-            <m:r>
-              <m:t>10</m:t>
-            </m:r>
-          </m:e>
-          <m:sup>
-            <m:r>
-              <m:t>12</m:t>
-            </m:r>
-          </m:sup>
-        </m:sSup>
-      </m:oMath>
-      <w:r>
-        <w:t xml:space="preserve"> </w:t>
-      </w:r>
-      <w:r>
-        <w:t xml:space="preserve">cells, where each search takes about seven hours. The machine itself would need on the order of 170 logical qubits for the address, pattern, and comparison registers, or a few hundred thousand physical qubits at surface-code distance 25 </w:t>
+        <w:t xml:space="preserve">Suppose instead that a qRAM with logarithmic access time existed, so that each oracle call cost only 10³ Toffoli gates. The search would then take about 16 s, still far slower than the 10 ms classical scan and far outside a localization loop that runs at several hertz. Under these assumptions the two methods break even only for maps of about 2.5 × 10¹² cells, where each search takes about seven hours. The machine itself would need on the order of 170 logical qubits for the address, pattern, and comparison registers, or a few hundred thousand physical qubits at surface-code distance 25 </w:t>
       </w:r>
       <w:r>
         <w:rPr>
@@ -14107,82 +12839,19 @@
               <w:jc w:val="left"/>
             </w:pPr>
             <w:r>
-              <w:t xml:space="preserve">Map size</w:t>
-            </w:r>
-            <w:r>
-              <w:t xml:space="preserve"> </w:t>
-            </w:r>
-            <m:oMath>
-              <m:r>
-                <m:t>N</m:t>
-              </m:r>
-            </m:oMath>
-          </w:p>
-        </w:tc>
-        <w:tc>
-          <w:tcPr/>
-          <w:p>
-            <w:pPr>
-              <w:pStyle w:val="Compact"/>
-              <w:jc w:val="left"/>
-            </w:pPr>
-            <m:oMath>
-              <m:sSup>
-                <m:e>
-                  <m:r>
-                    <m:t>10</m:t>
-                  </m:r>
-                </m:e>
-                <m:sup>
-                  <m:r>
-                    <m:t>6</m:t>
-                  </m:r>
-                </m:sup>
-              </m:sSup>
-            </m:oMath>
-            <w:r>
-              <w:t xml:space="preserve"> </w:t>
-            </w:r>
-            <w:r>
-              <w:t xml:space="preserve">cells (</w:t>
-            </w:r>
-            <m:oMath>
-              <m:r>
-                <m:t>1</m:t>
-              </m:r>
-              <m:r>
-                <m:rPr>
-                  <m:sty m:val="p"/>
-                </m:rPr>
-                <m:t>,</m:t>
-              </m:r>
-              <m:r>
-                <m:t>000</m:t>
-              </m:r>
-              <m:r>
-                <m:rPr>
-                  <m:sty m:val="p"/>
-                </m:rPr>
-                <m:t>×</m:t>
-              </m:r>
-              <m:r>
-                <m:t>1</m:t>
-              </m:r>
-              <m:r>
-                <m:rPr>
-                  <m:sty m:val="p"/>
-                </m:rPr>
-                <m:t>,</m:t>
-              </m:r>
-              <m:r>
-                <m:t>000</m:t>
-              </m:r>
-            </m:oMath>
-            <w:r>
-              <w:t xml:space="preserve"> </w:t>
-            </w:r>
-            <w:r>
-              <w:t xml:space="preserve">grid)</w:t>
+              <w:t xml:space="preserve">Map size N</w:t>
+            </w:r>
+          </w:p>
+        </w:tc>
+        <w:tc>
+          <w:tcPr/>
+          <w:p>
+            <w:pPr>
+              <w:pStyle w:val="Compact"/>
+              <w:jc w:val="left"/>
+            </w:pPr>
+            <w:r>
+              <w:t xml:space="preserve">10⁶ cells (1,000 × 1,000 grid)</w:t>
             </w:r>
           </w:p>
         </w:tc>
@@ -14207,43 +12876,9 @@
               <w:pStyle w:val="Compact"/>
               <w:jc w:val="left"/>
             </w:pPr>
-            <m:oMath>
-              <m:f>
-                <m:fPr>
-                  <m:type m:val="bar"/>
-                </m:fPr>
-                <m:num>
-                  <m:r>
-                    <m:t>π</m:t>
-                  </m:r>
-                </m:num>
-                <m:den>
-                  <m:r>
-                    <m:t>4</m:t>
-                  </m:r>
-                </m:den>
-              </m:f>
-              <m:rad>
-                <m:radPr>
-                  <m:degHide m:val="on"/>
-                </m:radPr>
-                <m:deg/>
-                <m:e>
-                  <m:r>
-                    <m:t>N</m:t>
-                  </m:r>
-                </m:e>
-              </m:rad>
-              <m:r>
-                <m:rPr>
-                  <m:sty m:val="p"/>
-                </m:rPr>
-                <m:t>≈</m:t>
-              </m:r>
-              <m:r>
-                <m:t>785</m:t>
-              </m:r>
-            </m:oMath>
+            <w:r>
+              <w:t xml:space="preserve">(π/4)√N ≈ 785</w:t>
+            </w:r>
           </w:p>
         </w:tc>
       </w:tr>
@@ -14267,25 +12902,8 @@
               <w:pStyle w:val="Compact"/>
               <w:jc w:val="left"/>
             </w:pPr>
-            <m:oMath>
-              <m:r>
-                <m:rPr>
-                  <m:sty m:val="p"/>
-                </m:rPr>
-                <m:t>≈</m:t>
-              </m:r>
-              <m:r>
-                <m:t>2</m:t>
-              </m:r>
-              <m:r>
-                <m:t>N</m:t>
-              </m:r>
-            </m:oMath>
-            <w:r>
-              <w:t xml:space="preserve"> </w:t>
-            </w:r>
-            <w:r>
-              <w:t xml:space="preserve">Toffoli gates per iteration </w:t>
+            <w:r>
+              <w:t xml:space="preserve">≈ 2N Toffoli gates per iteration </w:t>
             </w:r>
             <w:r>
               <w:rPr>
@@ -14316,31 +12934,8 @@
               <w:pStyle w:val="Compact"/>
               <w:jc w:val="left"/>
             </w:pPr>
-            <m:oMath>
-              <m:r>
-                <m:rPr>
-                  <m:sty m:val="p"/>
-                </m:rPr>
-                <m:t>≈</m:t>
-              </m:r>
-              <m:sSup>
-                <m:e>
-                  <m:r>
-                    <m:t>10</m:t>
-                  </m:r>
-                </m:e>
-                <m:sup>
-                  <m:r>
-                    <m:t>3</m:t>
-                  </m:r>
-                </m:sup>
-              </m:sSup>
-            </m:oMath>
-            <w:r>
-              <w:t xml:space="preserve"> </w:t>
-            </w:r>
-            <w:r>
-              <w:t xml:space="preserve">Toffoli gates per iteration</w:t>
+            <w:r>
+              <w:t xml:space="preserve">≈ 10³ Toffoli gates per iteration</w:t>
             </w:r>
           </w:p>
         </w:tc>
@@ -14366,40 +12961,7 @@
               <w:jc w:val="left"/>
             </w:pPr>
             <w:r>
-              <w:t xml:space="preserve">10</w:t>
-            </w:r>
-            <w:r>
-              <w:t xml:space="preserve"> </w:t>
-            </w:r>
-            <m:oMath>
-              <m:r>
-                <m:t>μ</m:t>
-              </m:r>
-            </m:oMath>
-            <w:r>
-              <w:t xml:space="preserve">s (vs. </w:t>
-            </w:r>
-            <m:oMath>
-              <m:r>
-                <m:rPr>
-                  <m:sty m:val="p"/>
-                </m:rPr>
-                <m:t>≈</m:t>
-              </m:r>
-            </m:oMath>
-            <w:r>
-              <w:t xml:space="preserve">170</w:t>
-            </w:r>
-            <w:r>
-              <w:t xml:space="preserve"> </w:t>
-            </w:r>
-            <m:oMath>
-              <m:r>
-                <m:t>μ</m:t>
-              </m:r>
-            </m:oMath>
-            <w:r>
-              <w:t xml:space="preserve">s estimated by Babbush et al.</w:t>
+              <w:t xml:space="preserve">10 µs (vs. ≈170 µs estimated by Babbush et al.</w:t>
             </w:r>
             <w:r>
               <w:t xml:space="preserve"> </w:t>
@@ -14462,40 +13024,8 @@
               <w:pStyle w:val="Compact"/>
               <w:jc w:val="left"/>
             </w:pPr>
-            <m:oMath>
-              <m:r>
-                <m:rPr>
-                  <m:sty m:val="p"/>
-                </m:rPr>
-                <m:t>≈</m:t>
-              </m:r>
-              <m:r>
-                <m:t>1.6</m:t>
-              </m:r>
-              <m:r>
-                <m:rPr>
-                  <m:sty m:val="p"/>
-                </m:rPr>
-                <m:t>×</m:t>
-              </m:r>
-              <m:sSup>
-                <m:e>
-                  <m:r>
-                    <m:t>10</m:t>
-                  </m:r>
-                </m:e>
-                <m:sup>
-                  <m:r>
-                    <m:t>4</m:t>
-                  </m:r>
-                </m:sup>
-              </m:sSup>
-            </m:oMath>
-            <w:r>
-              <w:t xml:space="preserve"> </w:t>
-            </w:r>
-            <w:r>
-              <w:t xml:space="preserve">s (about 4.4 h)</w:t>
+            <w:r>
+              <w:t xml:space="preserve">≈ 1.6 × 10⁴ s (about 4.4 h)</w:t>
             </w:r>
           </w:p>
         </w:tc>
@@ -14520,22 +13050,8 @@
               <w:pStyle w:val="Compact"/>
               <w:jc w:val="left"/>
             </w:pPr>
-            <m:oMath>
-              <m:r>
-                <m:rPr>
-                  <m:sty m:val="p"/>
-                </m:rPr>
-                <m:t>≈</m:t>
-              </m:r>
-              <m:r>
-                <m:t>16</m:t>
-              </m:r>
-            </m:oMath>
-            <w:r>
-              <w:t xml:space="preserve"> </w:t>
-            </w:r>
-            <w:r>
-              <w:t xml:space="preserve">s</w:t>
+            <w:r>
+              <w:t xml:space="preserve">≈ 16 s</w:t>
             </w:r>
           </w:p>
         </w:tc>
@@ -14560,40 +13076,8 @@
               <w:pStyle w:val="Compact"/>
               <w:jc w:val="left"/>
             </w:pPr>
-            <m:oMath>
-              <m:r>
-                <m:rPr>
-                  <m:sty m:val="p"/>
-                </m:rPr>
-                <m:t>≈</m:t>
-              </m:r>
-              <m:r>
-                <m:t>2.5</m:t>
-              </m:r>
-              <m:r>
-                <m:rPr>
-                  <m:sty m:val="p"/>
-                </m:rPr>
-                <m:t>×</m:t>
-              </m:r>
-              <m:sSup>
-                <m:e>
-                  <m:r>
-                    <m:t>10</m:t>
-                  </m:r>
-                </m:e>
-                <m:sup>
-                  <m:r>
-                    <m:t>12</m:t>
-                  </m:r>
-                </m:sup>
-              </m:sSup>
-            </m:oMath>
-            <w:r>
-              <w:t xml:space="preserve"> </w:t>
-            </w:r>
-            <w:r>
-              <w:t xml:space="preserve">cells (about 7 h per search)</w:t>
+            <w:r>
+              <w:t xml:space="preserve">≈ 2.5 × 10¹² cells (about 7 h per search)</w:t>
             </w:r>
           </w:p>
         </w:tc>
@@ -14618,60 +13102,8 @@
               <w:pStyle w:val="Compact"/>
               <w:jc w:val="left"/>
             </w:pPr>
-            <m:oMath>
-              <m:r>
-                <m:rPr>
-                  <m:sty m:val="p"/>
-                </m:rPr>
-                <m:t>≈</m:t>
-              </m:r>
-              <m:r>
-                <m:t>170</m:t>
-              </m:r>
-            </m:oMath>
-            <w:r>
-              <w:t xml:space="preserve"> </w:t>
-            </w:r>
-            <w:r>
-              <w:t xml:space="preserve">/</w:t>
-            </w:r>
-            <w:r>
-              <w:t xml:space="preserve"> </w:t>
-            </w:r>
-            <m:oMath>
-              <m:r>
-                <m:rPr>
-                  <m:sty m:val="p"/>
-                </m:rPr>
-                <m:t>≈</m:t>
-              </m:r>
-              <m:r>
-                <m:t>2</m:t>
-              </m:r>
-              <m:r>
-                <m:rPr>
-                  <m:sty m:val="p"/>
-                </m:rPr>
-                <m:t>×</m:t>
-              </m:r>
-              <m:sSup>
-                <m:e>
-                  <m:r>
-                    <m:t>10</m:t>
-                  </m:r>
-                </m:e>
-                <m:sup>
-                  <m:r>
-                    <m:t>5</m:t>
-                  </m:r>
-                </m:sup>
-              </m:sSup>
-            </m:oMath>
-            <w:r>
-              <w:t xml:space="preserve"> </w:t>
-            </w:r>
-            <w:r>
-              <w:t xml:space="preserve">(distance 25), excluding factories</w:t>
+            <w:r>
+              <w:t xml:space="preserve">≈ 170 / ≈ 2 × 10⁵ (distance 25), excluding factories</w:t>
             </w:r>
           </w:p>
         </w:tc>
